--- a/submission/SELF_RECORDING_GUIDE.docx
+++ b/submission/SELF_RECORDING_GUIDE.docx
@@ -7,7 +7,7 @@
         <w:pStyle w:val="Title"/>
       </w:pPr>
       <w:r>
-        <w:t xml:space="preserve">RareBridge — record your own walkthrough and technical demo</w:t>
+        <w:t xml:space="preserve">RareBridge — three separate recordings: walkthrough, technical demo and team video</w:t>
       </w:r>
     </w:p>
     <w:p>
@@ -30,7 +30,7 @@
         <w:pStyle w:val="Heading1"/>
       </w:pPr>
       <w:r>
-        <w:t xml:space="preserve">RECORD TWO DIFFERENT VIDEOS</w:t>
+        <w:t xml:space="preserve">RECORD THREE SEPARATE VIDEOS</w:t>
       </w:r>
     </w:p>
     <w:p>
@@ -60,12 +60,57 @@
     </w:p>
     <w:p>
       <w:r>
-        <w:t xml:space="preserve">   portal. If it wants a team video, include the short team introduction below;</w:t>
-      </w:r>
-    </w:p>
-    <w:p>
-      <w:r>
-        <w:t xml:space="preserve">   do not assume a technical demo replaces every required submission artifact.</w:t>
+        <w:t xml:space="preserve">   portal. Submit this as its own recording, separately from the walkthrough</w:t>
+      </w:r>
+    </w:p>
+    <w:p>
+      <w:r>
+        <w:t xml:space="preserve">   and team video. Standalone script: TECHNICAL_DEMO_SCRIPT.txt/.docx.</w:t>
+      </w:r>
+    </w:p>
+    <w:p>
+      <w:r>
+        <w:t xml:space="preserve">3. Team video: suggested 60–90 seconds, unless the portal specifies otherwise.</w:t>
+      </w:r>
+    </w:p>
+    <w:p>
+      <w:r>
+        <w:t xml:space="preserve">   Introduce all four people, their actual contributions, the problem, USP and</w:t>
+      </w:r>
+    </w:p>
+    <w:p>
+      <w:r>
+        <w:t xml:space="preserve">   next validation. Standalone script: TEAM_SELF_RECORDING_SCRIPT.txt/.docx.</w:t>
+      </w:r>
+    </w:p>
+    <w:p>
+      <w:r>
+        <w:t xml:space="preserve"/>
+      </w:r>
+    </w:p>
+    <w:p>
+      <w:r>
+        <w:t xml:space="preserve">The supplied PS lists the working prototype, source repository, team video and</w:t>
+      </w:r>
+    </w:p>
+    <w:p>
+      <w:r>
+        <w:t xml:space="preserve">one-minute walkthrough on page 6. You have reported a separate technical-demo</w:t>
+      </w:r>
+    </w:p>
+    <w:p>
+      <w:r>
+        <w:t xml:space="preserve">deliverable in the submission flow, so keep its recording separate too. Include</w:t>
+      </w:r>
+    </w:p>
+    <w:p>
+      <w:r>
+        <w:t xml:space="preserve">the public app and source URLs wherever the technical-demo field permits them.</w:t>
+      </w:r>
+    </w:p>
+    <w:p>
+      <w:r>
+        <w:t xml:space="preserve">None of our suggested durations overrides a portal limit.</w:t>
       </w:r>
     </w:p>
     <w:p>
@@ -586,7 +631,7 @@
         <w:pStyle w:val="Heading1"/>
       </w:pPr>
       <w:r>
-        <w:t xml:space="preserve">VIDEO 2 — THE TECHNICAL DEMO / TEAM PRODUCT EXPLANATION</w:t>
+        <w:t xml:space="preserve">VIDEO 2 — THE SEPARATE TECHNICAL DEMO</w:t>
       </w:r>
     </w:p>
     <w:p>
@@ -606,6 +651,11 @@
     </w:p>
     <w:p>
       <w:r>
+        <w:t xml:space="preserve">The separate team video has its own script; this demo proves how the system works.</w:t>
+      </w:r>
+    </w:p>
+    <w:p>
+      <w:r>
         <w:t xml:space="preserve"/>
       </w:r>
     </w:p>
@@ -1173,12 +1223,12 @@
         <w:pStyle w:val="Heading2"/>
       </w:pPr>
       <w:r>
-        <w:t xml:space="preserve">3:45–4:00 | TEAM AND CLOSING</w:t>
-      </w:r>
-    </w:p>
-    <w:p>
-      <w:r>
-        <w:t xml:space="preserve">SHOW: the live collaboration brief or a simple credit slide with actual names.</w:t>
+        <w:t xml:space="preserve">3:45–4:00 | TECHNICAL RESULT AND CLOSING</w:t>
+      </w:r>
+    </w:p>
+    <w:p>
+      <w:r>
+        <w:t xml:space="preserve">SHOW: the actual exported brief and the public app/source URLs.</w:t>
       </w:r>
     </w:p>
     <w:p>
@@ -1188,27 +1238,22 @@
     </w:p>
     <w:p>
       <w:r>
-        <w:t xml:space="preserve">  "Atharva handled AI, integration and deployment; Srinath contributed backend</w:t>
-      </w:r>
-    </w:p>
-    <w:p>
-      <w:r>
-        <w:t xml:space="preserve">  and frontend; Saanvi handled evidence; Dhruv handled evaluation. RareBridge's</w:t>
-      </w:r>
-    </w:p>
-    <w:p>
-      <w:r>
-        <w:t xml:space="preserve">  contribution is the journey from a possible connection to a resource-specific</w:t>
-      </w:r>
-    </w:p>
-    <w:p>
-      <w:r>
-        <w:t xml:space="preserve">  check and a sourced question for the right research partner."</w:t>
-      </w:r>
-    </w:p>
-    <w:p>
-      <w:r>
-        <w:t xml:space="preserve">Adjust credits if a teammate's actual contribution differs.</w:t>
+        <w:t xml:space="preserve">  "This is the technical result: a source-inspectable assessment and an exported</w:t>
+      </w:r>
+    </w:p>
+    <w:p>
+      <w:r>
+        <w:t xml:space="preserve">  brief that preserves the current checks, evidence gaps and next questions.</w:t>
+      </w:r>
+    </w:p>
+    <w:p>
+      <w:r>
+        <w:t xml:space="preserve">  Judges can use the public app and reproduce the dataset and application from</w:t>
+      </w:r>
+    </w:p>
+    <w:p>
+      <w:r>
+        <w:t xml:space="preserve">  the repository. Expert validation and impact measurement are the next steps."</w:t>
       </w:r>
     </w:p>
     <w:p>

--- a/submission/SELF_RECORDING_GUIDE.docx
+++ b/submission/SELF_RECORDING_GUIDE.docx
@@ -45,27 +45,22 @@
     </w:p>
     <w:p>
       <w:r>
-        <w:t xml:space="preserve">2. Technical demo: suggested 4 minutes, plus optional 30-second extension. Show</w:t>
-      </w:r>
-    </w:p>
-    <w:p>
-      <w:r>
-        <w:t xml:space="preserve">   the real app, existing trained AI, evidence controls and public architecture.</w:t>
-      </w:r>
-    </w:p>
-    <w:p>
-      <w:r>
-        <w:t xml:space="preserve">   This duration is our recommendation, not a confirmed portal limit. Check the</w:t>
-      </w:r>
-    </w:p>
-    <w:p>
-      <w:r>
-        <w:t xml:space="preserve">   portal. Submit this as its own recording, separately from the walkthrough</w:t>
-      </w:r>
-    </w:p>
-    <w:p>
-      <w:r>
-        <w:t xml:space="preserve">   and team video. Standalone script: TECHNICAL_DEMO_SCRIPT.txt/.docx.</w:t>
+        <w:t xml:space="preserve">2. Technical demo: exactly 60 seconds, as confirmed by the user. Show the real</w:t>
+      </w:r>
+    </w:p>
+    <w:p>
+      <w:r>
+        <w:t xml:space="preserve">   architecture, source-dependence checks, trained AI, pending leads and export.</w:t>
+      </w:r>
+    </w:p>
+    <w:p>
+      <w:r>
+        <w:t xml:space="preserve">   Submit it separately from the walkthrough and team video.</w:t>
+      </w:r>
+    </w:p>
+    <w:p>
+      <w:r>
+        <w:t xml:space="preserve">   Standalone script: TECHNICAL_DEMO_SCRIPT.txt/.docx.</w:t>
       </w:r>
     </w:p>
     <w:p>
@@ -631,27 +626,220 @@
         <w:pStyle w:val="Heading1"/>
       </w:pPr>
       <w:r>
-        <w:t xml:space="preserve">VIDEO 2 — THE SEPARATE TECHNICAL DEMO</w:t>
-      </w:r>
-    </w:p>
-    <w:p>
-      <w:r>
-        <w:t xml:space="preserve">Suggested length: 4 minutes. Speak at a normal pace; make cuts between segments</w:t>
-      </w:r>
-    </w:p>
-    <w:p>
-      <w:r>
-        <w:t xml:space="preserve">if necessary. Each quoted block below is the complete spoken text for that shot.</w:t>
-      </w:r>
-    </w:p>
-    <w:p>
-      <w:r>
-        <w:t xml:space="preserve">You can keep a webcam inset, but ensure it never covers the inspector or labels.</w:t>
-      </w:r>
-    </w:p>
-    <w:p>
-      <w:r>
-        <w:t xml:space="preserve">The separate team video has its own script; this demo proves how the system works.</w:t>
+        <w:t xml:space="preserve">VIDEO 2 — THE ONE-MINUTE TECHNICAL DEMO</w:t>
+      </w:r>
+    </w:p>
+    <w:p>
+      <w:r>
+        <w:t xml:space="preserve">RareBridge — standalone ONE-MINUTE technical demo</w:t>
+      </w:r>
+    </w:p>
+    <w:p>
+      <w:r>
+        <w:t xml:space="preserve">Required duration: 60 seconds, as confirmed by the user.</w:t>
+      </w:r>
+    </w:p>
+    <w:p>
+      <w:r>
+        <w:t xml:space="preserve">Separate recording from the 60-second patient walkthrough and the team video.</w:t>
+      </w:r>
+    </w:p>
+    <w:p>
+      <w:r>
+        <w:t xml:space="preserve">Filename: RareBridge-technical-demo.mp4</w:t>
+      </w:r>
+    </w:p>
+    <w:p>
+      <w:r>
+        <w:t xml:space="preserve"/>
+      </w:r>
+    </w:p>
+    <w:p>
+      <w:pPr>
+        <w:pStyle w:val="Heading1"/>
+      </w:pPr>
+      <w:r>
+        <w:t xml:space="preserve">WHAT THIS MINUTE SHOULD PROVE</w:t>
+      </w:r>
+    </w:p>
+    <w:p>
+      <w:r>
+        <w:t xml:space="preserve">Show the working architecture, repeatable source-dependent assessments, existing</w:t>
+      </w:r>
+    </w:p>
+    <w:p>
+      <w:r>
+        <w:t xml:space="preserve">trained AI with recorded-state controls, and a reproducible exported result.</w:t>
+      </w:r>
+    </w:p>
+    <w:p>
+      <w:r>
+        <w:t xml:space="preserve">The patient walkthrough tells the patient group's story. This demo shows how</w:t>
+      </w:r>
+    </w:p>
+    <w:p>
+      <w:r>
+        <w:t xml:space="preserve">our system produces and constrains that result.</w:t>
+      </w:r>
+    </w:p>
+    <w:p>
+      <w:r>
+        <w:t xml:space="preserve"/>
+      </w:r>
+    </w:p>
+    <w:p>
+      <w:r>
+        <w:t xml:space="preserve">PREPARE THESE SHOTS BEFORE RECORDING</w:t>
+      </w:r>
+    </w:p>
+    <w:p>
+      <w:r>
+        <w:t xml:space="preserve">Use the live white interface at https://rarebridge-global-ai.vercel.app.</w:t>
+      </w:r>
+    </w:p>
+    <w:p>
+      <w:r>
+        <w:t xml:space="preserve">Do one rehearsal; record the actual final file at 60 seconds.</w:t>
+      </w:r>
+    </w:p>
+    <w:p>
+      <w:r>
+        <w:t xml:space="preserve"/>
+      </w:r>
+    </w:p>
+    <w:p>
+      <w:r>
+        <w:t xml:space="preserve">A. ARCHITECTURE (already scrolled to Architecture):</w:t>
+      </w:r>
+    </w:p>
+    <w:p>
+      <w:r>
+        <w:t xml:space="preserve">   https://github.com/AtharvaAiren/rarebridge-global-ai#architecture</w:t>
+      </w:r>
+    </w:p>
+    <w:p>
+      <w:r>
+        <w:t xml:space="preserve">B. EVIDENCE:</w:t>
+      </w:r>
+    </w:p>
+    <w:p>
+      <w:r>
+        <w:t xml:space="preserve">   https://rarebridge-global-ai.vercel.app/#/disease/MONDO%3A0012960?goal=natural_history&amp;evidence=framework-for-syngap1</w:t>
+      </w:r>
+    </w:p>
+    <w:p>
+      <w:r>
+        <w:t xml:space="preserve">   Open Evidence with the framework selected. Begin with all sources shown and</w:t>
+      </w:r>
+    </w:p>
+    <w:p>
+      <w:r>
+        <w:t xml:space="preserve">   the actual "2 supported · 3 open" tally. Keep Hide and Show again reachable.</w:t>
+      </w:r>
+    </w:p>
+    <w:p>
+      <w:r>
+        <w:t xml:space="preserve">C. REAL AI ANSWER: another tab at the same URL as B, with all sources shown.</w:t>
+      </w:r>
+    </w:p>
+    <w:p>
+      <w:r>
+        <w:t xml:space="preserve">   Patient / simple -&gt; expand "Plain-language explanation (AI)" -&gt; Ask a question.</w:t>
+      </w:r>
+    </w:p>
+    <w:p>
+      <w:r>
+        <w:t xml:space="preserve">   Ask "What should we ask a researcher next?" before recording and let the</w:t>
+      </w:r>
+    </w:p>
+    <w:p>
+      <w:r>
+        <w:t xml:space="preserve">   genuine result finish. Keep its model, live/saved label and source links visible.</w:t>
+      </w:r>
+    </w:p>
+    <w:p>
+      <w:r>
+        <w:t xml:space="preserve">D. REAL SCOUT RESULT: another tab at the same URL, with no sources hidden.</w:t>
+      </w:r>
+    </w:p>
+    <w:p>
+      <w:r>
+        <w:t xml:space="preserve">   Scroll to "What else could we investigate?" -&gt; Find research leads.</w:t>
+      </w:r>
+    </w:p>
+    <w:p>
+      <w:r>
+        <w:t xml:space="preserve">   Let a genuine result finish before recording. Keep the returned pending label,</w:t>
+      </w:r>
+    </w:p>
+    <w:p>
+      <w:r>
+        <w:t xml:space="preserve">   sources and unresolved questions visible. Show the actual returned lead;</w:t>
+      </w:r>
+    </w:p>
+    <w:p>
+      <w:r>
+        <w:t xml:space="preserve">   a known-route interpretation is not a new scientific discovery.</w:t>
+      </w:r>
+    </w:p>
+    <w:p>
+      <w:r>
+        <w:t xml:space="preserve">E. BRIEF: another tab at the same URL, all sources shown -&gt; Prepare collaboration</w:t>
+      </w:r>
+    </w:p>
+    <w:p>
+      <w:r>
+        <w:t xml:space="preserve">   brief. Scroll to its sources/open questions and keep Download as text reachable.</w:t>
+      </w:r>
+    </w:p>
+    <w:p>
+      <w:r>
+        <w:t xml:space="preserve"/>
+      </w:r>
+    </w:p>
+    <w:p>
+      <w:r>
+        <w:t xml:space="preserve">Preparing actual results is allowed: the video demonstrates the working system,</w:t>
+      </w:r>
+    </w:p>
+    <w:p>
+      <w:r>
+        <w:t xml:space="preserve">not model generation latency. Add a small caption when showing a prepared AI</w:t>
+      </w:r>
+    </w:p>
+    <w:p>
+      <w:r>
+        <w:t xml:space="preserve">result: "Actual result generated before recording". Preserve any Saved/Cached</w:t>
+      </w:r>
+    </w:p>
+    <w:p>
+      <w:r>
+        <w:t xml:space="preserve">label. Do not fake typing, a streaming response, citations or a pending lead.</w:t>
+      </w:r>
+    </w:p>
+    <w:p>
+      <w:r>
+        <w:t xml:space="preserve">If a call fails, show a previous genuine result with its true context/provenance</w:t>
+      </w:r>
+    </w:p>
+    <w:p>
+      <w:r>
+        <w:t xml:space="preserve">or omit that result; do not fabricate success. Do not rush live model calls into</w:t>
+      </w:r>
+    </w:p>
+    <w:p>
+      <w:r>
+        <w:t xml:space="preserve">this one-minute recording. Waiting intervals may be cut and disclosed.</w:t>
+      </w:r>
+    </w:p>
+    <w:p>
+      <w:r>
+        <w:t xml:space="preserve"/>
+      </w:r>
+    </w:p>
+    <w:p>
+      <w:r>
+        <w:t xml:space="preserve">EXACT 60-SECOND STORYBOARD AND SPOKEN SCRIPT</w:t>
       </w:r>
     </w:p>
     <w:p>
@@ -664,12 +852,12 @@
         <w:pStyle w:val="Heading2"/>
       </w:pPr>
       <w:r>
-        <w:t xml:space="preserve">0:00–0:25 | THE PROBLEM AND THE UNIT OF ASSESSMENT</w:t>
-      </w:r>
-    </w:p>
-    <w:p>
-      <w:r>
-        <w:t xml:space="preserve">SHOW: SYNGAP1 framework tab B with the disease, goal, resource and open tally.</w:t>
+        <w:t xml:space="preserve">0:00–0:08 — ARCHITECTURE</w:t>
+      </w:r>
+    </w:p>
+    <w:p>
+      <w:r>
+        <w:t xml:space="preserve">SHOW: tab A, the README Architecture section with the frontend/backend/data flow.</w:t>
       </w:r>
     </w:p>
     <w:p>
@@ -679,27 +867,12 @@
     </w:p>
     <w:p>
       <w:r>
-        <w:t xml:space="preserve">  "We built RareBridge for patient organizations that want to build on existing</w:t>
-      </w:r>
-    </w:p>
-    <w:p>
-      <w:r>
-        <w:t xml:space="preserve">  research. Finding a related disease is not enough: a study method or dataset</w:t>
-      </w:r>
-    </w:p>
-    <w:p>
-      <w:r>
-        <w:t xml:space="preserve">  may have different participant, access and staffing requirements. Our unit</w:t>
-      </w:r>
-    </w:p>
-    <w:p>
-      <w:r>
-        <w:t xml:space="preserve">  is a disease, a goal and one specific resource. We turn the evidence and</w:t>
-      </w:r>
-    </w:p>
-    <w:p>
-      <w:r>
-        <w:t xml:space="preserve">  unresolved conditions into a collaboration proposal."</w:t>
+        <w:t xml:space="preserve">  "RareBridge uses React and FastAPI on Vercel. A pinned, source-linked graph</w:t>
+      </w:r>
+    </w:p>
+    <w:p>
+      <w:r>
+        <w:t xml:space="preserve">  feeds resource-specific assessments."</w:t>
       </w:r>
     </w:p>
     <w:p>
@@ -712,22 +885,17 @@
         <w:pStyle w:val="Heading2"/>
       </w:pPr>
       <w:r>
-        <w:t xml:space="preserve">0:25–0:50 | THE REAL GRAPH AND ITS REVIEW STATES</w:t>
-      </w:r>
-    </w:p>
-    <w:p>
-      <w:r>
-        <w:t xml:space="preserve">SHOW: map and Legend; select a connection or a route using Trace on the map in</w:t>
-      </w:r>
-    </w:p>
-    <w:p>
-      <w:r>
-        <w:t xml:space="preserve">the Overview inspector, or the bottom Connection button. The actual inspector</w:t>
-      </w:r>
-    </w:p>
-    <w:p>
-      <w:r>
-        <w:t xml:space="preserve">shows relationship origin and source review separately.</w:t>
+        <w:t xml:space="preserve">0:08–0:22 — REPEATABLE EVIDENCE CHECKS</w:t>
+      </w:r>
+    </w:p>
+    <w:p>
+      <w:r>
+        <w:t xml:space="preserve">SHOW: tab B. Click Hide beside the framework paper. Wait for "2 checks changed";</w:t>
+      </w:r>
+    </w:p>
+    <w:p>
+      <w:r>
+        <w:t xml:space="preserve">point at the supported-to-unknown rows. Click Show again and show restored support.</w:t>
       </w:r>
     </w:p>
     <w:p>
@@ -737,37 +905,42 @@
     </w:p>
     <w:p>
       <w:r>
-        <w:t xml:space="preserve">  "The map uses source-linked records. This shared framework between STXBP1 and</w:t>
-      </w:r>
-    </w:p>
-    <w:p>
-      <w:r>
-        <w:t xml:space="preserve">  SYNGAP1 is already published; we use it to validate the workflow. A reviewed</w:t>
-      </w:r>
-    </w:p>
-    <w:p>
-      <w:r>
-        <w:t xml:space="preserve">  navigation inference is still an inference. Other relationships remain</w:t>
-      </w:r>
-    </w:p>
-    <w:p>
-      <w:r>
-        <w:t xml:space="preserve">  pending. We preserve those distinctions instead of turning every path into</w:t>
-      </w:r>
-    </w:p>
-    <w:p>
-      <w:r>
-        <w:t xml:space="preserve">  a proven biological connection."</w:t>
-      </w:r>
-    </w:p>
-    <w:p>
-      <w:r>
-        <w:t xml:space="preserve">DO: allow the route trace to settle. Show its actual pending/source-checked badge.</w:t>
-      </w:r>
-    </w:p>
-    <w:p>
-      <w:r>
-        <w:t xml:space="preserve">Do not describe a longer pending route as reviewed because a direct route was.</w:t>
+        <w:t xml:space="preserve">  "Deterministic checks preserve recorded evidence. Hiding this paper changes</w:t>
+      </w:r>
+    </w:p>
+    <w:p>
+      <w:r>
+        <w:t xml:space="preserve">  two supported checks to unknown; restoring it brings support back."</w:t>
+      </w:r>
+    </w:p>
+    <w:p>
+      <w:r>
+        <w:t xml:space="preserve">Optional technical close-up, only if rehearsed: show the actual</w:t>
+      </w:r>
+    </w:p>
+    <w:p>
+      <w:r>
+        <w:t xml:space="preserve">POST /api/assessments/evaluate request's Payload and Preview in DevTools.</w:t>
+      </w:r>
+    </w:p>
+    <w:p>
+      <w:r>
+        <w:t xml:space="preserve">Its payload uses assessment_id and withdrawn_source_ids; its response includes</w:t>
+      </w:r>
+    </w:p>
+    <w:p>
+      <w:r>
+        <w:t xml:space="preserve">changed_checks. Use a clean cut from the actual request. Keep headers,</w:t>
+      </w:r>
+    </w:p>
+    <w:p>
+      <w:r>
+        <w:t xml:space="preserve">credentials and unrelated traffic outside the recording. This close-up replaces</w:t>
+      </w:r>
+    </w:p>
+    <w:p>
+      <w:r>
+        <w:t xml:space="preserve">part of these fourteen seconds; it does not extend the video.</w:t>
       </w:r>
     </w:p>
     <w:p>
@@ -780,12 +953,17 @@
         <w:pStyle w:val="Heading2"/>
       </w:pPr>
       <w:r>
-        <w:t xml:space="preserve">0:50–1:20 | THE SIGNATURE SOURCE-DEPENDENCE TEST</w:t>
-      </w:r>
-    </w:p>
-    <w:p>
-      <w:r>
-        <w:t xml:space="preserve">SHOW: Evidence, its 2 supported/3 open tally, Hide, then the two changed rows.</w:t>
+        <w:t xml:space="preserve">0:22–0:36 — EXISTING TRAINED MODEL AND SERVER CONTROLS</w:t>
+      </w:r>
+    </w:p>
+    <w:p>
+      <w:r>
+        <w:t xml:space="preserve">SHOW: tab C, the genuine answer, model/live-or-saved label, sources if returned,</w:t>
+      </w:r>
+    </w:p>
+    <w:p>
+      <w:r>
+        <w:t xml:space="preserve">and recorded questions for a research partner.</w:t>
       </w:r>
     </w:p>
     <w:p>
@@ -795,32 +973,22 @@
     </w:p>
     <w:p>
       <w:r>
-        <w:t xml:space="preserve">  "The assessment separates documented use from questions such as access and</w:t>
-      </w:r>
-    </w:p>
-    <w:p>
-      <w:r>
-        <w:t xml:space="preserve">  local fit. Hiding this publication changes two supported checks to unknown.</w:t>
-      </w:r>
-    </w:p>
-    <w:p>
-      <w:r>
-        <w:t xml:space="preserve">  Three checks were already open. The overall outcome can stay 'Questions still</w:t>
-      </w:r>
-    </w:p>
-    <w:p>
-      <w:r>
-        <w:t xml:space="preserve">  open'. This is a test of source dependence, not a paper retraction or biological</w:t>
-      </w:r>
-    </w:p>
-    <w:p>
-      <w:r>
-        <w:t xml:space="preserve">  experiment. Restoring the source restores support without moving the graph."</w:t>
-      </w:r>
-    </w:p>
-    <w:p>
-      <w:r>
-        <w:t xml:space="preserve">DO: Show again. Wait until the restored tally is visible before the next shot.</w:t>
+        <w:t xml:space="preserve">  "Claude Sonnet 4.6 interprets these records. The server binds eligible sources</w:t>
+      </w:r>
+    </w:p>
+    <w:p>
+      <w:r>
+        <w:t xml:space="preserve">  and follow-up questions; changing evidence invalidates old answers."</w:t>
+      </w:r>
+    </w:p>
+    <w:p>
+      <w:r>
+        <w:t xml:space="preserve">You are showing a real prepared result, not claiming instantaneous generation.</w:t>
+      </w:r>
+    </w:p>
+    <w:p>
+      <w:r>
+        <w:t xml:space="preserve">The code controls recorded state and identifiers, not the medical truth of prose.</w:t>
       </w:r>
     </w:p>
     <w:p>
@@ -833,27 +1001,17 @@
         <w:pStyle w:val="Heading2"/>
       </w:pPr>
       <w:r>
-        <w:t xml:space="preserve">1:20–1:55 | THE TRAINED AI AND A SOURCE-BOUND PATIENT ANSWER</w:t>
-      </w:r>
-    </w:p>
-    <w:p>
-      <w:r>
-        <w:t xml:space="preserve">SHOW: Evidence inspector -&gt; expand "Plain-language explanation (AI)" -&gt;</w:t>
-      </w:r>
-    </w:p>
-    <w:p>
-      <w:r>
-        <w:t xml:space="preserve">"Ask a question". Fill "What should we ask a researcher next?" -&gt; click</w:t>
-      </w:r>
-    </w:p>
-    <w:p>
-      <w:r>
-        <w:t xml:space="preserve">"Ask the research assistant". Show the genuine answer, model/live-or-saved label,</w:t>
-      </w:r>
-    </w:p>
-    <w:p>
-      <w:r>
-        <w:t xml:space="preserve">citations if returned, and "Questions for a research partner".</w:t>
+        <w:t xml:space="preserve">0:36–0:47 — QUALIFIED RESEARCH DISCOVERY</w:t>
+      </w:r>
+    </w:p>
+    <w:p>
+      <w:r>
+        <w:t xml:space="preserve">SHOW: tab D, a genuine scout lead with its actual known-route/proposed label,</w:t>
+      </w:r>
+    </w:p>
+    <w:p>
+      <w:r>
+        <w:t xml:space="preserve">"review pending", source links and questions to investigate.</w:t>
       </w:r>
     </w:p>
     <w:p>
@@ -863,42 +1021,17 @@
     </w:p>
     <w:p>
       <w:r>
-        <w:t xml:space="preserve">  "Existing Claude Sonnet 4.6 provides the trained AI layer. Ask a question in</w:t>
-      </w:r>
-    </w:p>
-    <w:p>
-      <w:r>
-        <w:t xml:space="preserve">  patient mode and it explains this exact resource and its current checks.</w:t>
-      </w:r>
-    </w:p>
-    <w:p>
-      <w:r>
-        <w:t xml:space="preserve">  The server binds selected check IDs to eligible active sources and recorded</w:t>
-      </w:r>
-    </w:p>
-    <w:p>
-      <w:r>
-        <w:t xml:space="preserve">  follow-up questions. Changing the evidence or reading mode invalidates the</w:t>
-      </w:r>
-    </w:p>
-    <w:p>
-      <w:r>
-        <w:t xml:space="preserve">  old answer. These controls protect the recorded state; generated medical</w:t>
-      </w:r>
-    </w:p>
-    <w:p>
-      <w:r>
-        <w:t xml:space="preserve">  meaning still requires human review."</w:t>
-      </w:r>
-    </w:p>
-    <w:p>
-      <w:r>
-        <w:t xml:space="preserve">If the call is slow, cut the waiting interval and disclose that you cut a wait.</w:t>
-      </w:r>
-    </w:p>
-    <w:p>
-      <w:r>
-        <w:t xml:space="preserve">Do not claim every answer has citations: a record-based unknown may have none.</w:t>
+        <w:t xml:space="preserve">  "The scout proposes source-linked research leads. Hypotheses remain pending</w:t>
+      </w:r>
+    </w:p>
+    <w:p>
+      <w:r>
+        <w:t xml:space="preserve">  review and never automatically become accepted graph facts."</w:t>
+      </w:r>
+    </w:p>
+    <w:p>
+      <w:r>
+        <w:t xml:space="preserve">Use the lead actually returned; do not relabel a known route as a new hypothesis.</w:t>
       </w:r>
     </w:p>
     <w:p>
@@ -911,22 +1044,17 @@
         <w:pStyle w:val="Heading2"/>
       </w:pPr>
       <w:r>
-        <w:t xml:space="preserve">1:55–2:25 | LESS-OBVIOUS LEADS WITHOUT AUTOMATIC APPROVAL</w:t>
-      </w:r>
-    </w:p>
-    <w:p>
-      <w:r>
-        <w:t xml:space="preserve">SHOW: scroll below the map to "What else could we investigate?" -&gt; Find research</w:t>
-      </w:r>
-    </w:p>
-    <w:p>
-      <w:r>
-        <w:t xml:space="preserve">leads. Show one known-route interpretation and a proposed hypothesis IF the</w:t>
-      </w:r>
-    </w:p>
-    <w:p>
-      <w:r>
-        <w:t xml:space="preserve">returned result includes both. Do not narrate a category that was not returned.</w:t>
+        <w:t xml:space="preserve">0:47–0:57 — CURRENT-STATE OUTPUT AND REPRODUCTION</w:t>
+      </w:r>
+    </w:p>
+    <w:p>
+      <w:r>
+        <w:t xml:space="preserve">SHOW: tab E, open questions and sources. Click Download as text. Keep the brief</w:t>
+      </w:r>
+    </w:p>
+    <w:p>
+      <w:r>
+        <w:t xml:space="preserve">visible; opening the download is unnecessary. The download itself is real.</w:t>
       </w:r>
     </w:p>
     <w:p>
@@ -936,47 +1064,12 @@
     </w:p>
     <w:p>
       <w:r>
-        <w:t xml:space="preserve">  "The research scout can propose leads by interpreting recorded relationships,</w:t>
-      </w:r>
-    </w:p>
-    <w:p>
-      <w:r>
-        <w:t xml:space="preserve">  rather than only following a fixed ranking. Each returned lead carries its</w:t>
-      </w:r>
-    </w:p>
-    <w:p>
-      <w:r>
-        <w:t xml:space="preserve">  sources, basis and unanswered questions. Known-route interpretation and new</w:t>
-      </w:r>
-    </w:p>
-    <w:p>
-      <w:r>
-        <w:t xml:space="preserve">  proposals are labeled separately. Every generated lead stays pending review.</w:t>
-      </w:r>
-    </w:p>
-    <w:p>
-      <w:r>
-        <w:t xml:space="preserve">  We propose what to investigate; we do not claim an approved shared treatment."</w:t>
-      </w:r>
-    </w:p>
-    <w:p>
-      <w:r>
-        <w:t xml:space="preserve">Fallback if only known routes are returned: say "This run returned a known-route</w:t>
-      </w:r>
-    </w:p>
-    <w:p>
-      <w:r>
-        <w:t xml:space="preserve">interpretation; the system can also propose hypotheses when the records justify</w:t>
-      </w:r>
-    </w:p>
-    <w:p>
-      <w:r>
-        <w:t xml:space="preserve">them." Show the actual run. Restore sources before using the scout: it reads</w:t>
-      </w:r>
-    </w:p>
-    <w:p>
-      <w:r>
-        <w:t xml:space="preserve">the full registry and is disabled while a source is hidden.</w:t>
+        <w:t xml:space="preserve">  "The export preserves the current assessment, sources and unresolved questions.</w:t>
+      </w:r>
+    </w:p>
+    <w:p>
+      <w:r>
+        <w:t xml:space="preserve">  The repository documents architecture and dataset reproduction."</w:t>
       </w:r>
     </w:p>
     <w:p>
@@ -989,22 +1082,17 @@
         <w:pStyle w:val="Heading2"/>
       </w:pPr>
       <w:r>
-        <w:t xml:space="preserve">2:25–2:50 | AN HONEST UNKNOWN AND A CONCRETE NEXT ACTION</w:t>
-      </w:r>
-    </w:p>
-    <w:p>
-      <w:r>
-        <w:t xml:space="preserve">SHOW: switch to SCN2A tab C. Point at unanswered applicability in this source</w:t>
-      </w:r>
-    </w:p>
-    <w:p>
-      <w:r>
-        <w:t xml:space="preserve">pack. Return to restored SYNGAP1 tab B -&gt; Prepare collaboration brief -&gt; public</w:t>
-      </w:r>
-    </w:p>
-    <w:p>
-      <w:r>
-        <w:t xml:space="preserve">contact routes/open questions -&gt; Download as text.</w:t>
+        <w:t xml:space="preserve">0:57–1:00 — CLOSE</w:t>
+      </w:r>
+    </w:p>
+    <w:p>
+      <w:r>
+        <w:t xml:space="preserve">SHOW: keep the actual brief visible, with the public app/source URLs as a small</w:t>
+      </w:r>
+    </w:p>
+    <w:p>
+      <w:r>
+        <w:t xml:space="preserve">caption if convenient. Do not add an extra long end card.</w:t>
       </w:r>
     </w:p>
     <w:p>
@@ -1014,246 +1102,7 @@
     </w:p>
     <w:p>
       <w:r>
-        <w:t xml:space="preserve">  "For SCN2A, this framework's applicability is unanswered in our current</w:t>
-      </w:r>
-    </w:p>
-    <w:p>
-      <w:r>
-        <w:t xml:space="preserve">  records. Unknown does not mean it cannot work, or that no research exists.</w:t>
-      </w:r>
-    </w:p>
-    <w:p>
-      <w:r>
-        <w:t xml:space="preserve">  Back in our SYNGAP1 case, the brief packages the sources, open checks, a public</w:t>
-      </w:r>
-    </w:p>
-    <w:p>
-      <w:r>
-        <w:t xml:space="preserve">  contact route and an editable draft. A human decides what to ask and whether</w:t>
-      </w:r>
-    </w:p>
-    <w:p>
-      <w:r>
-        <w:t xml:space="preserve">  to send it. Export always uses the current evidence view."</w:t>
-      </w:r>
-    </w:p>
-    <w:p>
-      <w:r>
-        <w:t xml:space="preserve"/>
-      </w:r>
-    </w:p>
-    <w:p>
-      <w:pPr>
-        <w:pStyle w:val="Heading2"/>
-      </w:pPr>
-      <w:r>
-        <w:t xml:space="preserve">2:50–3:20 | THE TECHNICAL ARCHITECTURE</w:t>
-      </w:r>
-    </w:p>
-    <w:p>
-      <w:r>
-        <w:t xml:space="preserve">SHOW: public GitHub README, scroll to Architecture. Optional: DevTools Network</w:t>
-      </w:r>
-    </w:p>
-    <w:p>
-      <w:r>
-        <w:t xml:space="preserve">in a separate clean shot, with Fetch/XHR selected, for a real evaluate request.</w:t>
-      </w:r>
-    </w:p>
-    <w:p>
-      <w:r>
-        <w:t xml:space="preserve">Show its assessment_id and withdrawn_source_ids plus changed_checks response;</w:t>
-      </w:r>
-    </w:p>
-    <w:p>
-      <w:r>
-        <w:t xml:space="preserve">do not show environment variables, account credentials or private files.</w:t>
-      </w:r>
-    </w:p>
-    <w:p>
-      <w:r>
-        <w:t xml:space="preserve">SAY:</w:t>
-      </w:r>
-    </w:p>
-    <w:p>
-      <w:r>
-        <w:t xml:space="preserve">  "React and TypeScript render the SVG and D3 graph. A FastAPI backend serves</w:t>
-      </w:r>
-    </w:p>
-    <w:p>
-      <w:r>
-        <w:t xml:space="preserve">  the graph, search, assessments and AI on the same Vercel origin. A pinned</w:t>
-      </w:r>
-    </w:p>
-    <w:p>
-      <w:r>
-        <w:t xml:space="preserve">  public DisMech snapshot plus a curation overlay provides the registry.</w:t>
-      </w:r>
-    </w:p>
-    <w:p>
-      <w:r>
-        <w:t xml:space="preserve">  Deterministic checks control outcomes; Claude handles interpretation and</w:t>
-      </w:r>
-    </w:p>
-    <w:p>
-      <w:r>
-        <w:t xml:space="preserve">  candidates. DOI and PMID aliases count as one paper, while preprint versions</w:t>
-      </w:r>
-    </w:p>
-    <w:p>
-      <w:r>
-        <w:t xml:space="preserve">  remain separate. The core workflow still works without an AI response."</w:t>
-      </w:r>
-    </w:p>
-    <w:p>
-      <w:r>
-        <w:t xml:space="preserve">Optional exact requests for a readable Network close-up:</w:t>
-      </w:r>
-    </w:p>
-    <w:p>
-      <w:r>
-        <w:t xml:space="preserve">  POST /api/assessments/evaluate</w:t>
-      </w:r>
-    </w:p>
-    <w:p>
-      <w:r>
-        <w:t xml:space="preserve">  {"assessment_id":"framework-for-syngap1","withdrawn_source_ids":["DOI:10.1002/epi.70374"]}</w:t>
-      </w:r>
-    </w:p>
-    <w:p>
-      <w:r>
-        <w:t xml:space="preserve">  POST /api/ai/ask</w:t>
-      </w:r>
-    </w:p>
-    <w:p>
-      <w:r>
-        <w:t xml:space="preserve">  {"assessment_id":"framework-for-syngap1","withdrawn_source_ids":[],</w:t>
-      </w:r>
-    </w:p>
-    <w:p>
-      <w:r>
-        <w:t xml:space="preserve">   "question":"What should we ask a researcher next?","mode":"patient"}</w:t>
-      </w:r>
-    </w:p>
-    <w:p>
-      <w:r>
-        <w:t xml:space="preserve">Use requests the app actually makes; this is explanatory copy, not fake traffic.</w:t>
-      </w:r>
-    </w:p>
-    <w:p>
-      <w:r>
-        <w:t xml:space="preserve"/>
-      </w:r>
-    </w:p>
-    <w:p>
-      <w:pPr>
-        <w:pStyle w:val="Heading2"/>
-      </w:pPr>
-      <w:r>
-        <w:t xml:space="preserve">3:20–3:45 | VERIFICATION AND THE 10X QUESTION</w:t>
-      </w:r>
-    </w:p>
-    <w:p>
-      <w:r>
-        <w:t xml:space="preserve">SHOW: GitHub submission/public-release-verification/final/summary.json and/or</w:t>
-      </w:r>
-    </w:p>
-    <w:p>
-      <w:r>
-        <w:t xml:space="preserve">switch to the real timing tool tab F. The timer begins empty, which is honest.</w:t>
-      </w:r>
-    </w:p>
-    <w:p>
-      <w:r>
-        <w:t xml:space="preserve">SAY:</w:t>
-      </w:r>
-    </w:p>
-    <w:p>
-      <w:r>
-        <w:t xml:space="preserve">  "The recorded release passed 335 software checks and eleven public workflow</w:t>
-      </w:r>
-    </w:p>
-    <w:p>
-      <w:r>
-        <w:t xml:space="preserve">  checks. The updated white interface has its own browser verification. We do</w:t>
-      </w:r>
-    </w:p>
-    <w:p>
-      <w:r>
-        <w:t xml:space="preserve">  not have a measured tenfold improvement. Our pilot compares manual and app</w:t>
-      </w:r>
-    </w:p>
-    <w:p>
-      <w:r>
-        <w:t xml:space="preserve">  preparation on the same task and sources, with quality review. The intended</w:t>
-      </w:r>
-    </w:p>
-    <w:p>
-      <w:r>
-        <w:t xml:space="preserve">  milestone is an expert-reviewed feasibility decision, so expert response time</w:t>
-      </w:r>
-    </w:p>
-    <w:p>
-      <w:r>
-        <w:t xml:space="preserve">  must count too. Faster drafting alone does not prove faster research."</w:t>
-      </w:r>
-    </w:p>
-    <w:p>
-      <w:r>
-        <w:t xml:space="preserve">The 335/11 results are the earlier recorded core-release checks; do not say the</w:t>
-      </w:r>
-    </w:p>
-    <w:p>
-      <w:r>
-        <w:t xml:space="preserve">CSS update retrained a model or reran every backend test. The new theme browser</w:t>
-      </w:r>
-    </w:p>
-    <w:p>
-      <w:r>
-        <w:t xml:space="preserve">report is submission/white-theme-verification/report.json once checked.</w:t>
-      </w:r>
-    </w:p>
-    <w:p>
-      <w:r>
-        <w:t xml:space="preserve"/>
-      </w:r>
-    </w:p>
-    <w:p>
-      <w:pPr>
-        <w:pStyle w:val="Heading2"/>
-      </w:pPr>
-      <w:r>
-        <w:t xml:space="preserve">3:45–4:00 | TECHNICAL RESULT AND CLOSING</w:t>
-      </w:r>
-    </w:p>
-    <w:p>
-      <w:r>
-        <w:t xml:space="preserve">SHOW: the actual exported brief and the public app/source URLs.</w:t>
-      </w:r>
-    </w:p>
-    <w:p>
-      <w:r>
-        <w:t xml:space="preserve">SAY:</w:t>
-      </w:r>
-    </w:p>
-    <w:p>
-      <w:r>
-        <w:t xml:space="preserve">  "This is the technical result: a source-inspectable assessment and an exported</w:t>
-      </w:r>
-    </w:p>
-    <w:p>
-      <w:r>
-        <w:t xml:space="preserve">  brief that preserves the current checks, evidence gaps and next questions.</w:t>
-      </w:r>
-    </w:p>
-    <w:p>
-      <w:r>
-        <w:t xml:space="preserve">  Judges can use the public app and reproduce the dataset and application from</w:t>
-      </w:r>
-    </w:p>
-    <w:p>
-      <w:r>
-        <w:t xml:space="preserve">  the repository. Expert validation and impact measurement are the next steps."</w:t>
+        <w:t xml:space="preserve">  "Working prototype; human validation comes next."</w:t>
       </w:r>
     </w:p>
     <w:p>
@@ -1266,142 +1115,167 @@
         <w:pStyle w:val="Heading1"/>
       </w:pPr>
       <w:r>
-        <w:t xml:space="preserve">OPTIONAL 30-SECOND EXTENSION — DATA ACCESS AND PAPER INGESTION</w:t>
-      </w:r>
-    </w:p>
-    <w:p>
-      <w:r>
-        <w:t xml:space="preserve">Show these only if the portal gives you extra time. Otherwise mention them in</w:t>
-      </w:r>
-    </w:p>
-    <w:p>
-      <w:r>
-        <w:t xml:space="preserve">Q&amp;A rather than rushing the essential workflow.</w:t>
-      </w:r>
-    </w:p>
-    <w:p>
-      <w:r>
-        <w:t xml:space="preserve"/>
-      </w:r>
-    </w:p>
-    <w:p>
-      <w:r>
-        <w:t xml:space="preserve">A. Governed dataset — tab D, about 15 seconds:</w:t>
-      </w:r>
-    </w:p>
-    <w:p>
-      <w:r>
-        <w:t xml:space="preserve">  SHOW: exact dataset asset, access checks and public contact route.</w:t>
-      </w:r>
-    </w:p>
-    <w:p>
-      <w:r>
-        <w:t xml:space="preserve">  SAY: "This dataset example adds a different reuse constraint: governed access.</w:t>
-      </w:r>
-    </w:p>
-    <w:p>
-      <w:r>
-        <w:t xml:space="preserve">  The app exposes the access route and need for a qualified research partner;</w:t>
-      </w:r>
-    </w:p>
-    <w:p>
-      <w:r>
-        <w:t xml:space="preserve">  it does not distribute restricted patient data or grant permission."</w:t>
-      </w:r>
-    </w:p>
-    <w:p>
-      <w:r>
-        <w:t xml:space="preserve"/>
-      </w:r>
-    </w:p>
-    <w:p>
-      <w:r>
-        <w:t xml:space="preserve">B. Paper ingestion — tab B, about 15 seconds plus an honest wait cut:</w:t>
-      </w:r>
-    </w:p>
-    <w:p>
-      <w:r>
-        <w:t xml:space="preserve">  SHOW: evidence -&gt; Plain-language explanation (AI) -&gt; Add a paper. Fill Source</w:t>
-      </w:r>
-    </w:p>
-    <w:p>
-      <w:r>
-        <w:t xml:space="preserve">  title, Public source URL and Abstract or excerpt using a real short public</w:t>
-      </w:r>
-    </w:p>
-    <w:p>
-      <w:r>
-        <w:t xml:space="preserve">  passage. Click Preview candidate claims. Show source_excerpt and 'review</w:t>
-      </w:r>
-    </w:p>
-    <w:p>
-      <w:r>
-        <w:t xml:space="preserve">  pending' on the real result. A previously verified demonstration uses:</w:t>
-      </w:r>
-    </w:p>
-    <w:p>
-      <w:r>
-        <w:t xml:space="preserve">    Source title: SFARI Base</w:t>
-      </w:r>
-    </w:p>
-    <w:p>
-      <w:r>
-        <w:t xml:space="preserve">    Public source URL: https://www.sfari.org/resource/sfari-base/</w:t>
-      </w:r>
-    </w:p>
-    <w:p>
-      <w:r>
-        <w:t xml:space="preserve">    Abstract or excerpt: Create a SFARI Base project, which includes the title,</w:t>
-      </w:r>
-    </w:p>
-    <w:p>
-      <w:r>
-        <w:t xml:space="preserve">    abstract, and an IRB approval or exemption document.</w:t>
-      </w:r>
-    </w:p>
-    <w:p>
-      <w:r>
-        <w:t xml:space="preserve">  This literal public-source excerpt is preserved in the public repository file</w:t>
-      </w:r>
-    </w:p>
-    <w:p>
-      <w:r>
-        <w:t xml:space="preserve">  submission/public-release-verification/extraction-sfari-public.json.</w:t>
-      </w:r>
-    </w:p>
-    <w:p>
-      <w:r>
-        <w:t xml:space="preserve">  Verify it against the official page before recording. Do not substitute the</w:t>
-      </w:r>
-    </w:p>
-    <w:p>
-      <w:r>
-        <w:t xml:space="preserve">  model's generated rationale for source text. This is an ingestion example,</w:t>
-      </w:r>
-    </w:p>
-    <w:p>
-      <w:r>
-        <w:t xml:space="preserve">  not evidence about the separate Citizen SYNGAP1 dataset.</w:t>
-      </w:r>
-    </w:p>
-    <w:p>
-      <w:r>
-        <w:t xml:space="preserve">  SAY: "A public excerpt becomes source-linked candidate claims. They remain</w:t>
-      </w:r>
-    </w:p>
-    <w:p>
-      <w:r>
-        <w:t xml:space="preserve">  pending and do not automatically enter the reviewed graph."</w:t>
-      </w:r>
-    </w:p>
-    <w:p>
-      <w:r>
-        <w:t xml:space="preserve">  If the exact source sample is unavailable, choose a passage you can open and</w:t>
-      </w:r>
-    </w:p>
-    <w:p>
-      <w:r>
-        <w:t xml:space="preserve">  verify yourself; this optional shot should not delay the main recording.</w:t>
+        <w:t xml:space="preserve">READ-THROUGH — ALL NARRATION IN ONE PLACE</w:t>
+      </w:r>
+    </w:p>
+    <w:p>
+      <w:r>
+        <w:t xml:space="preserve">  RareBridge uses React and FastAPI on Vercel. A pinned, source-linked graph feeds</w:t>
+      </w:r>
+    </w:p>
+    <w:p>
+      <w:r>
+        <w:t xml:space="preserve">  resource-specific assessments. Deterministic checks preserve recorded evidence.</w:t>
+      </w:r>
+    </w:p>
+    <w:p>
+      <w:r>
+        <w:t xml:space="preserve">  Hiding this paper changes two supported checks to unknown; restoring it brings</w:t>
+      </w:r>
+    </w:p>
+    <w:p>
+      <w:r>
+        <w:t xml:space="preserve">  support back. Claude Sonnet 4.6 interprets these records. The server binds eligible</w:t>
+      </w:r>
+    </w:p>
+    <w:p>
+      <w:r>
+        <w:t xml:space="preserve">  sources and follow-up questions; changing evidence invalidates old answers.</w:t>
+      </w:r>
+    </w:p>
+    <w:p>
+      <w:r>
+        <w:t xml:space="preserve">  The scout proposes source-linked research leads. Hypotheses remain pending review</w:t>
+      </w:r>
+    </w:p>
+    <w:p>
+      <w:r>
+        <w:t xml:space="preserve">  and never automatically become accepted graph facts. The export preserves the</w:t>
+      </w:r>
+    </w:p>
+    <w:p>
+      <w:r>
+        <w:t xml:space="preserve">  current assessment, sources and unresolved questions. The repository documents</w:t>
+      </w:r>
+    </w:p>
+    <w:p>
+      <w:r>
+        <w:t xml:space="preserve">  architecture and dataset reproduction. Working prototype; human validation</w:t>
+      </w:r>
+    </w:p>
+    <w:p>
+      <w:r>
+        <w:t xml:space="preserve">  comes next.</w:t>
+      </w:r>
+    </w:p>
+    <w:p>
+      <w:r>
+        <w:t xml:space="preserve"/>
+      </w:r>
+    </w:p>
+    <w:p>
+      <w:r>
+        <w:t xml:space="preserve">CUT FROM THIS ONE-MINUTE TECHNICAL DEMO</w:t>
+      </w:r>
+    </w:p>
+    <w:p>
+      <w:r>
+        <w:t xml:space="preserve">- Search/homepage onboarding, team introductions and the full patient story.</w:t>
+      </w:r>
+    </w:p>
+    <w:p>
+      <w:r>
+        <w:t xml:space="preserve">- Extra SCN2A, dataset-access and paper-ingestion examples. Put them in the PPT,</w:t>
+      </w:r>
+    </w:p>
+    <w:p>
+      <w:r>
+        <w:t xml:space="preserve">  Q&amp;A or linked documentation; there is no optional video extension now.</w:t>
+      </w:r>
+    </w:p>
+    <w:p>
+      <w:r>
+        <w:t xml:space="preserve">- Long code scrolling, installing dependencies, running the entire test suite,</w:t>
+      </w:r>
+    </w:p>
+    <w:p>
+      <w:r>
+        <w:t xml:space="preserve">  doctor-booking/account previews or an empty timing-pilot tour.</w:t>
+      </w:r>
+    </w:p>
+    <w:p>
+      <w:r>
+        <w:t xml:space="preserve">- Any claim of measured 10x gain, a newly trained graph foundation model,</w:t>
+      </w:r>
+    </w:p>
+    <w:p>
+      <w:r>
+        <w:t xml:space="preserve">  guaranteed medical truth, approved reuse or fully reviewed graph coverage.</w:t>
+      </w:r>
+    </w:p>
+    <w:p>
+      <w:r>
+        <w:t xml:space="preserve"/>
+      </w:r>
+    </w:p>
+    <w:p>
+      <w:r>
+        <w:t xml:space="preserve">RECORD AND CHECK</w:t>
+      </w:r>
+    </w:p>
+    <w:p>
+      <w:r>
+        <w:t xml:space="preserve">On a Mac: Command-Shift-5 -&gt; Record Selected Portion -&gt; Options -&gt; Microphone.</w:t>
+      </w:r>
+    </w:p>
+    <w:p>
+      <w:r>
+        <w:t xml:space="preserve">Use Do Not Disturb, readable browser zoom and only the prepared public tabs.</w:t>
+      </w:r>
+    </w:p>
+    <w:p>
+      <w:r>
+        <w:t xml:space="preserve">Close .env and private chats. Record your actual voice; keep cursor motion calm.</w:t>
+      </w:r>
+    </w:p>
+    <w:p>
+      <w:r>
+        <w:t xml:space="preserve">You may record six short clips and join them, or switch tabs in one take.</w:t>
+      </w:r>
+    </w:p>
+    <w:p>
+      <w:r>
+        <w:t xml:space="preserve">Do not speed up footage and present it as measured app speed.</w:t>
+      </w:r>
+    </w:p>
+    <w:p>
+      <w:r>
+        <w:t xml:space="preserve">Export MP4 and play it end to end: exactly 60 seconds, readable labels and clear</w:t>
+      </w:r>
+    </w:p>
+    <w:p>
+      <w:r>
+        <w:t xml:space="preserve">audio. Upload this technical file separately from the patient walkthrough and</w:t>
+      </w:r>
+    </w:p>
+    <w:p>
+      <w:r>
+        <w:t xml:space="preserve">team video, using the correct portal fields. The live app and source links are:</w:t>
+      </w:r>
+    </w:p>
+    <w:p>
+      <w:r>
+        <w:t xml:space="preserve">https://rarebridge-global-ai.vercel.app</w:t>
+      </w:r>
+    </w:p>
+    <w:p>
+      <w:r>
+        <w:t xml:space="preserve">https://github.com/AtharvaAiren/rarebridge-global-ai</w:t>
+      </w:r>
+    </w:p>
+    <w:p>
+      <w:r>
+        <w:t xml:space="preserve"/>
       </w:r>
     </w:p>
     <w:p>
@@ -1524,12 +1398,12 @@
     </w:p>
     <w:p>
       <w:r>
-        <w:t xml:space="preserve">  60-second walkthrough duration. Confirm the portal's technical/team-video</w:t>
-      </w:r>
-    </w:p>
-    <w:p>
-      <w:r>
-        <w:t xml:space="preserve">  length and file limits, upload the new files and save the submission receipt.</w:t>
+        <w:t xml:space="preserve">  60-second duration for BOTH the walkthrough and technical demo. Confirm the</w:t>
+      </w:r>
+    </w:p>
+    <w:p>
+      <w:r>
+        <w:t xml:space="preserve">  team-video length and all file limits, upload the new files and save the submission receipt.</w:t>
       </w:r>
     </w:p>
     <w:sectPr>
